--- a/Phase1/Week4/Day1/week4-day1-Swagger specification URL implmenation.docx
+++ b/Phase1/Week4/Day1/week4-day1-Swagger specification URL implmenation.docx
@@ -170,7 +170,689 @@
         </w:drawing>
       </w:r>
     </w:p>
+    <w:p>
+      <w:r>
+        <w:t>Week4.Day2</w:t>
+      </w:r>
+    </w:p>
+    <w:p>
+      <w:r>
+        <w:rPr>
+          <w:noProof/>
+        </w:rPr>
+        <w:drawing>
+          <wp:inline distT="0" distB="0" distL="0" distR="0" wp14:anchorId="76685911" wp14:editId="1C2DD218">
+            <wp:extent cx="8305800" cy="4638675"/>
+            <wp:effectExtent l="0" t="0" r="0" b="9525"/>
+            <wp:docPr id="2016838543" name="Picture 1"/>
+            <wp:cNvGraphicFramePr>
+              <a:graphicFrameLocks xmlns:a="http://schemas.openxmlformats.org/drawingml/2006/main" noChangeAspect="1"/>
+            </wp:cNvGraphicFramePr>
+            <a:graphic xmlns:a="http://schemas.openxmlformats.org/drawingml/2006/main">
+              <a:graphicData uri="http://schemas.openxmlformats.org/drawingml/2006/picture">
+                <pic:pic xmlns:pic="http://schemas.openxmlformats.org/drawingml/2006/picture">
+                  <pic:nvPicPr>
+                    <pic:cNvPr id="2016838543" name=""/>
+                    <pic:cNvPicPr/>
+                  </pic:nvPicPr>
+                  <pic:blipFill>
+                    <a:blip r:embed="rId8"/>
+                    <a:stretch>
+                      <a:fillRect/>
+                    </a:stretch>
+                  </pic:blipFill>
+                  <pic:spPr>
+                    <a:xfrm>
+                      <a:off x="0" y="0"/>
+                      <a:ext cx="8305800" cy="4638675"/>
+                    </a:xfrm>
+                    <a:prstGeom prst="rect">
+                      <a:avLst/>
+                    </a:prstGeom>
+                  </pic:spPr>
+                </pic:pic>
+              </a:graphicData>
+            </a:graphic>
+          </wp:inline>
+        </w:drawing>
+      </w:r>
+    </w:p>
+    <w:p>
+      <w:r>
+        <w:rPr>
+          <w:noProof/>
+        </w:rPr>
+        <w:drawing>
+          <wp:inline distT="0" distB="0" distL="0" distR="0" wp14:anchorId="7D16D2A6" wp14:editId="6F9C30E0">
+            <wp:extent cx="8067675" cy="4657725"/>
+            <wp:effectExtent l="0" t="0" r="9525" b="9525"/>
+            <wp:docPr id="760934413" name="Picture 1"/>
+            <wp:cNvGraphicFramePr>
+              <a:graphicFrameLocks xmlns:a="http://schemas.openxmlformats.org/drawingml/2006/main" noChangeAspect="1"/>
+            </wp:cNvGraphicFramePr>
+            <a:graphic xmlns:a="http://schemas.openxmlformats.org/drawingml/2006/main">
+              <a:graphicData uri="http://schemas.openxmlformats.org/drawingml/2006/picture">
+                <pic:pic xmlns:pic="http://schemas.openxmlformats.org/drawingml/2006/picture">
+                  <pic:nvPicPr>
+                    <pic:cNvPr id="760934413" name=""/>
+                    <pic:cNvPicPr/>
+                  </pic:nvPicPr>
+                  <pic:blipFill>
+                    <a:blip r:embed="rId9"/>
+                    <a:stretch>
+                      <a:fillRect/>
+                    </a:stretch>
+                  </pic:blipFill>
+                  <pic:spPr>
+                    <a:xfrm>
+                      <a:off x="0" y="0"/>
+                      <a:ext cx="8067675" cy="4657725"/>
+                    </a:xfrm>
+                    <a:prstGeom prst="rect">
+                      <a:avLst/>
+                    </a:prstGeom>
+                  </pic:spPr>
+                </pic:pic>
+              </a:graphicData>
+            </a:graphic>
+          </wp:inline>
+        </w:drawing>
+      </w:r>
+    </w:p>
     <w:p/>
+    <w:p>
+      <w:r>
+        <w:rPr>
+          <w:noProof/>
+        </w:rPr>
+        <w:drawing>
+          <wp:inline distT="0" distB="0" distL="0" distR="0" wp14:anchorId="685C2B9A" wp14:editId="3301B300">
+            <wp:extent cx="9220200" cy="4772025"/>
+            <wp:effectExtent l="0" t="0" r="0" b="9525"/>
+            <wp:docPr id="973962665" name="Picture 1"/>
+            <wp:cNvGraphicFramePr>
+              <a:graphicFrameLocks xmlns:a="http://schemas.openxmlformats.org/drawingml/2006/main" noChangeAspect="1"/>
+            </wp:cNvGraphicFramePr>
+            <a:graphic xmlns:a="http://schemas.openxmlformats.org/drawingml/2006/main">
+              <a:graphicData uri="http://schemas.openxmlformats.org/drawingml/2006/picture">
+                <pic:pic xmlns:pic="http://schemas.openxmlformats.org/drawingml/2006/picture">
+                  <pic:nvPicPr>
+                    <pic:cNvPr id="973962665" name=""/>
+                    <pic:cNvPicPr/>
+                  </pic:nvPicPr>
+                  <pic:blipFill>
+                    <a:blip r:embed="rId10"/>
+                    <a:stretch>
+                      <a:fillRect/>
+                    </a:stretch>
+                  </pic:blipFill>
+                  <pic:spPr>
+                    <a:xfrm>
+                      <a:off x="0" y="0"/>
+                      <a:ext cx="9220200" cy="4772025"/>
+                    </a:xfrm>
+                    <a:prstGeom prst="rect">
+                      <a:avLst/>
+                    </a:prstGeom>
+                  </pic:spPr>
+                </pic:pic>
+              </a:graphicData>
+            </a:graphic>
+          </wp:inline>
+        </w:drawing>
+      </w:r>
+    </w:p>
+    <w:p>
+      <w:r>
+        <w:rPr>
+          <w:noProof/>
+        </w:rPr>
+        <w:drawing>
+          <wp:inline distT="0" distB="0" distL="0" distR="0" wp14:anchorId="106F4664" wp14:editId="17EC279F">
+            <wp:extent cx="11934825" cy="5676900"/>
+            <wp:effectExtent l="0" t="0" r="9525" b="0"/>
+            <wp:docPr id="940969505" name="Picture 1"/>
+            <wp:cNvGraphicFramePr>
+              <a:graphicFrameLocks xmlns:a="http://schemas.openxmlformats.org/drawingml/2006/main" noChangeAspect="1"/>
+            </wp:cNvGraphicFramePr>
+            <a:graphic xmlns:a="http://schemas.openxmlformats.org/drawingml/2006/main">
+              <a:graphicData uri="http://schemas.openxmlformats.org/drawingml/2006/picture">
+                <pic:pic xmlns:pic="http://schemas.openxmlformats.org/drawingml/2006/picture">
+                  <pic:nvPicPr>
+                    <pic:cNvPr id="940969505" name=""/>
+                    <pic:cNvPicPr/>
+                  </pic:nvPicPr>
+                  <pic:blipFill>
+                    <a:blip r:embed="rId11"/>
+                    <a:stretch>
+                      <a:fillRect/>
+                    </a:stretch>
+                  </pic:blipFill>
+                  <pic:spPr>
+                    <a:xfrm>
+                      <a:off x="0" y="0"/>
+                      <a:ext cx="11934825" cy="5676900"/>
+                    </a:xfrm>
+                    <a:prstGeom prst="rect">
+                      <a:avLst/>
+                    </a:prstGeom>
+                  </pic:spPr>
+                </pic:pic>
+              </a:graphicData>
+            </a:graphic>
+          </wp:inline>
+        </w:drawing>
+      </w:r>
+    </w:p>
+    <w:p>
+      <w:r>
+        <w:rPr>
+          <w:noProof/>
+        </w:rPr>
+        <w:drawing>
+          <wp:inline distT="0" distB="0" distL="0" distR="0" wp14:anchorId="2C0B837B" wp14:editId="50BFD4E2">
+            <wp:extent cx="12030075" cy="5895975"/>
+            <wp:effectExtent l="0" t="0" r="9525" b="9525"/>
+            <wp:docPr id="1005385358" name="Picture 1"/>
+            <wp:cNvGraphicFramePr>
+              <a:graphicFrameLocks xmlns:a="http://schemas.openxmlformats.org/drawingml/2006/main" noChangeAspect="1"/>
+            </wp:cNvGraphicFramePr>
+            <a:graphic xmlns:a="http://schemas.openxmlformats.org/drawingml/2006/main">
+              <a:graphicData uri="http://schemas.openxmlformats.org/drawingml/2006/picture">
+                <pic:pic xmlns:pic="http://schemas.openxmlformats.org/drawingml/2006/picture">
+                  <pic:nvPicPr>
+                    <pic:cNvPr id="1005385358" name=""/>
+                    <pic:cNvPicPr/>
+                  </pic:nvPicPr>
+                  <pic:blipFill>
+                    <a:blip r:embed="rId12"/>
+                    <a:stretch>
+                      <a:fillRect/>
+                    </a:stretch>
+                  </pic:blipFill>
+                  <pic:spPr>
+                    <a:xfrm>
+                      <a:off x="0" y="0"/>
+                      <a:ext cx="12030075" cy="5895975"/>
+                    </a:xfrm>
+                    <a:prstGeom prst="rect">
+                      <a:avLst/>
+                    </a:prstGeom>
+                  </pic:spPr>
+                </pic:pic>
+              </a:graphicData>
+            </a:graphic>
+          </wp:inline>
+        </w:drawing>
+      </w:r>
+      <w:r>
+        <w:rPr>
+          <w:noProof/>
+        </w:rPr>
+        <w:drawing>
+          <wp:inline distT="0" distB="0" distL="0" distR="0" wp14:anchorId="61ADE39B" wp14:editId="6701AAD7">
+            <wp:extent cx="10553700" cy="5019675"/>
+            <wp:effectExtent l="0" t="0" r="0" b="9525"/>
+            <wp:docPr id="258134242" name="Picture 1"/>
+            <wp:cNvGraphicFramePr>
+              <a:graphicFrameLocks xmlns:a="http://schemas.openxmlformats.org/drawingml/2006/main" noChangeAspect="1"/>
+            </wp:cNvGraphicFramePr>
+            <a:graphic xmlns:a="http://schemas.openxmlformats.org/drawingml/2006/main">
+              <a:graphicData uri="http://schemas.openxmlformats.org/drawingml/2006/picture">
+                <pic:pic xmlns:pic="http://schemas.openxmlformats.org/drawingml/2006/picture">
+                  <pic:nvPicPr>
+                    <pic:cNvPr id="258134242" name=""/>
+                    <pic:cNvPicPr/>
+                  </pic:nvPicPr>
+                  <pic:blipFill>
+                    <a:blip r:embed="rId13"/>
+                    <a:stretch>
+                      <a:fillRect/>
+                    </a:stretch>
+                  </pic:blipFill>
+                  <pic:spPr>
+                    <a:xfrm>
+                      <a:off x="0" y="0"/>
+                      <a:ext cx="10553700" cy="5019675"/>
+                    </a:xfrm>
+                    <a:prstGeom prst="rect">
+                      <a:avLst/>
+                    </a:prstGeom>
+                  </pic:spPr>
+                </pic:pic>
+              </a:graphicData>
+            </a:graphic>
+          </wp:inline>
+        </w:drawing>
+      </w:r>
+    </w:p>
+    <w:p>
+      <w:r>
+        <w:rPr>
+          <w:noProof/>
+        </w:rPr>
+        <w:drawing>
+          <wp:inline distT="0" distB="0" distL="0" distR="0" wp14:anchorId="4487155B" wp14:editId="0D4B294A">
+            <wp:extent cx="11782425" cy="5915025"/>
+            <wp:effectExtent l="0" t="0" r="9525" b="9525"/>
+            <wp:docPr id="1745577671" name="Picture 1"/>
+            <wp:cNvGraphicFramePr>
+              <a:graphicFrameLocks xmlns:a="http://schemas.openxmlformats.org/drawingml/2006/main" noChangeAspect="1"/>
+            </wp:cNvGraphicFramePr>
+            <a:graphic xmlns:a="http://schemas.openxmlformats.org/drawingml/2006/main">
+              <a:graphicData uri="http://schemas.openxmlformats.org/drawingml/2006/picture">
+                <pic:pic xmlns:pic="http://schemas.openxmlformats.org/drawingml/2006/picture">
+                  <pic:nvPicPr>
+                    <pic:cNvPr id="1745577671" name=""/>
+                    <pic:cNvPicPr/>
+                  </pic:nvPicPr>
+                  <pic:blipFill>
+                    <a:blip r:embed="rId14"/>
+                    <a:stretch>
+                      <a:fillRect/>
+                    </a:stretch>
+                  </pic:blipFill>
+                  <pic:spPr>
+                    <a:xfrm>
+                      <a:off x="0" y="0"/>
+                      <a:ext cx="11782425" cy="5915025"/>
+                    </a:xfrm>
+                    <a:prstGeom prst="rect">
+                      <a:avLst/>
+                    </a:prstGeom>
+                  </pic:spPr>
+                </pic:pic>
+              </a:graphicData>
+            </a:graphic>
+          </wp:inline>
+        </w:drawing>
+      </w:r>
+    </w:p>
+    <w:p>
+      <w:r>
+        <w:rPr>
+          <w:noProof/>
+        </w:rPr>
+        <w:drawing>
+          <wp:inline distT="0" distB="0" distL="0" distR="0" wp14:anchorId="420A4191" wp14:editId="1E823FC1">
+            <wp:extent cx="7886700" cy="4410075"/>
+            <wp:effectExtent l="0" t="0" r="0" b="9525"/>
+            <wp:docPr id="1411647717" name="Picture 1"/>
+            <wp:cNvGraphicFramePr>
+              <a:graphicFrameLocks xmlns:a="http://schemas.openxmlformats.org/drawingml/2006/main" noChangeAspect="1"/>
+            </wp:cNvGraphicFramePr>
+            <a:graphic xmlns:a="http://schemas.openxmlformats.org/drawingml/2006/main">
+              <a:graphicData uri="http://schemas.openxmlformats.org/drawingml/2006/picture">
+                <pic:pic xmlns:pic="http://schemas.openxmlformats.org/drawingml/2006/picture">
+                  <pic:nvPicPr>
+                    <pic:cNvPr id="1411647717" name=""/>
+                    <pic:cNvPicPr/>
+                  </pic:nvPicPr>
+                  <pic:blipFill>
+                    <a:blip r:embed="rId15"/>
+                    <a:stretch>
+                      <a:fillRect/>
+                    </a:stretch>
+                  </pic:blipFill>
+                  <pic:spPr>
+                    <a:xfrm>
+                      <a:off x="0" y="0"/>
+                      <a:ext cx="7886700" cy="4410075"/>
+                    </a:xfrm>
+                    <a:prstGeom prst="rect">
+                      <a:avLst/>
+                    </a:prstGeom>
+                  </pic:spPr>
+                </pic:pic>
+              </a:graphicData>
+            </a:graphic>
+          </wp:inline>
+        </w:drawing>
+      </w:r>
+    </w:p>
+    <w:p>
+      <w:r>
+        <w:rPr>
+          <w:noProof/>
+        </w:rPr>
+        <w:drawing>
+          <wp:inline distT="0" distB="0" distL="0" distR="0" wp14:anchorId="5E02920E" wp14:editId="23AA1A60">
+            <wp:extent cx="11763375" cy="4953000"/>
+            <wp:effectExtent l="0" t="0" r="9525" b="0"/>
+            <wp:docPr id="198121837" name="Picture 1"/>
+            <wp:cNvGraphicFramePr>
+              <a:graphicFrameLocks xmlns:a="http://schemas.openxmlformats.org/drawingml/2006/main" noChangeAspect="1"/>
+            </wp:cNvGraphicFramePr>
+            <a:graphic xmlns:a="http://schemas.openxmlformats.org/drawingml/2006/main">
+              <a:graphicData uri="http://schemas.openxmlformats.org/drawingml/2006/picture">
+                <pic:pic xmlns:pic="http://schemas.openxmlformats.org/drawingml/2006/picture">
+                  <pic:nvPicPr>
+                    <pic:cNvPr id="198121837" name=""/>
+                    <pic:cNvPicPr/>
+                  </pic:nvPicPr>
+                  <pic:blipFill>
+                    <a:blip r:embed="rId16"/>
+                    <a:stretch>
+                      <a:fillRect/>
+                    </a:stretch>
+                  </pic:blipFill>
+                  <pic:spPr>
+                    <a:xfrm>
+                      <a:off x="0" y="0"/>
+                      <a:ext cx="11763375" cy="4953000"/>
+                    </a:xfrm>
+                    <a:prstGeom prst="rect">
+                      <a:avLst/>
+                    </a:prstGeom>
+                  </pic:spPr>
+                </pic:pic>
+              </a:graphicData>
+            </a:graphic>
+          </wp:inline>
+        </w:drawing>
+      </w:r>
+    </w:p>
+    <w:p>
+      <w:r>
+        <w:t>MCP:</w:t>
+      </w:r>
+    </w:p>
+    <w:p>
+      <w:r>
+        <w:rPr>
+          <w:noProof/>
+        </w:rPr>
+        <w:drawing>
+          <wp:inline distT="0" distB="0" distL="0" distR="0" wp14:anchorId="766B622A" wp14:editId="10A1EB15">
+            <wp:extent cx="9296400" cy="5248275"/>
+            <wp:effectExtent l="0" t="0" r="0" b="9525"/>
+            <wp:docPr id="547070016" name="Picture 1"/>
+            <wp:cNvGraphicFramePr>
+              <a:graphicFrameLocks xmlns:a="http://schemas.openxmlformats.org/drawingml/2006/main" noChangeAspect="1"/>
+            </wp:cNvGraphicFramePr>
+            <a:graphic xmlns:a="http://schemas.openxmlformats.org/drawingml/2006/main">
+              <a:graphicData uri="http://schemas.openxmlformats.org/drawingml/2006/picture">
+                <pic:pic xmlns:pic="http://schemas.openxmlformats.org/drawingml/2006/picture">
+                  <pic:nvPicPr>
+                    <pic:cNvPr id="547070016" name=""/>
+                    <pic:cNvPicPr/>
+                  </pic:nvPicPr>
+                  <pic:blipFill>
+                    <a:blip r:embed="rId17"/>
+                    <a:stretch>
+                      <a:fillRect/>
+                    </a:stretch>
+                  </pic:blipFill>
+                  <pic:spPr>
+                    <a:xfrm>
+                      <a:off x="0" y="0"/>
+                      <a:ext cx="9296400" cy="5248275"/>
+                    </a:xfrm>
+                    <a:prstGeom prst="rect">
+                      <a:avLst/>
+                    </a:prstGeom>
+                  </pic:spPr>
+                </pic:pic>
+              </a:graphicData>
+            </a:graphic>
+          </wp:inline>
+        </w:drawing>
+      </w:r>
+    </w:p>
+    <w:p>
+      <w:r>
+        <w:rPr>
+          <w:noProof/>
+        </w:rPr>
+        <w:drawing>
+          <wp:inline distT="0" distB="0" distL="0" distR="0" wp14:anchorId="427EBFC1" wp14:editId="138F1627">
+            <wp:extent cx="9344025" cy="5314950"/>
+            <wp:effectExtent l="0" t="0" r="9525" b="0"/>
+            <wp:docPr id="904171534" name="Picture 1"/>
+            <wp:cNvGraphicFramePr>
+              <a:graphicFrameLocks xmlns:a="http://schemas.openxmlformats.org/drawingml/2006/main" noChangeAspect="1"/>
+            </wp:cNvGraphicFramePr>
+            <a:graphic xmlns:a="http://schemas.openxmlformats.org/drawingml/2006/main">
+              <a:graphicData uri="http://schemas.openxmlformats.org/drawingml/2006/picture">
+                <pic:pic xmlns:pic="http://schemas.openxmlformats.org/drawingml/2006/picture">
+                  <pic:nvPicPr>
+                    <pic:cNvPr id="904171534" name=""/>
+                    <pic:cNvPicPr/>
+                  </pic:nvPicPr>
+                  <pic:blipFill>
+                    <a:blip r:embed="rId18"/>
+                    <a:stretch>
+                      <a:fillRect/>
+                    </a:stretch>
+                  </pic:blipFill>
+                  <pic:spPr>
+                    <a:xfrm>
+                      <a:off x="0" y="0"/>
+                      <a:ext cx="9344025" cy="5314950"/>
+                    </a:xfrm>
+                    <a:prstGeom prst="rect">
+                      <a:avLst/>
+                    </a:prstGeom>
+                  </pic:spPr>
+                </pic:pic>
+              </a:graphicData>
+            </a:graphic>
+          </wp:inline>
+        </w:drawing>
+      </w:r>
+    </w:p>
+    <w:p>
+      <w:r>
+        <w:rPr>
+          <w:noProof/>
+        </w:rPr>
+        <w:drawing>
+          <wp:inline distT="0" distB="0" distL="0" distR="0" wp14:anchorId="1EA1F793" wp14:editId="46A38C5B">
+            <wp:extent cx="9477375" cy="4914900"/>
+            <wp:effectExtent l="0" t="0" r="9525" b="0"/>
+            <wp:docPr id="1516704506" name="Picture 1"/>
+            <wp:cNvGraphicFramePr>
+              <a:graphicFrameLocks xmlns:a="http://schemas.openxmlformats.org/drawingml/2006/main" noChangeAspect="1"/>
+            </wp:cNvGraphicFramePr>
+            <a:graphic xmlns:a="http://schemas.openxmlformats.org/drawingml/2006/main">
+              <a:graphicData uri="http://schemas.openxmlformats.org/drawingml/2006/picture">
+                <pic:pic xmlns:pic="http://schemas.openxmlformats.org/drawingml/2006/picture">
+                  <pic:nvPicPr>
+                    <pic:cNvPr id="1516704506" name=""/>
+                    <pic:cNvPicPr/>
+                  </pic:nvPicPr>
+                  <pic:blipFill>
+                    <a:blip r:embed="rId19"/>
+                    <a:stretch>
+                      <a:fillRect/>
+                    </a:stretch>
+                  </pic:blipFill>
+                  <pic:spPr>
+                    <a:xfrm>
+                      <a:off x="0" y="0"/>
+                      <a:ext cx="9477375" cy="4914900"/>
+                    </a:xfrm>
+                    <a:prstGeom prst="rect">
+                      <a:avLst/>
+                    </a:prstGeom>
+                  </pic:spPr>
+                </pic:pic>
+              </a:graphicData>
+            </a:graphic>
+          </wp:inline>
+        </w:drawing>
+      </w:r>
+    </w:p>
+    <w:p/>
+    <w:p>
+      <w:r>
+        <w:rPr>
+          <w:noProof/>
+        </w:rPr>
+        <w:drawing>
+          <wp:inline distT="0" distB="0" distL="0" distR="0" wp14:anchorId="207EB899" wp14:editId="387C8785">
+            <wp:extent cx="9010650" cy="4752975"/>
+            <wp:effectExtent l="0" t="0" r="0" b="9525"/>
+            <wp:docPr id="1309646255" name="Picture 1"/>
+            <wp:cNvGraphicFramePr>
+              <a:graphicFrameLocks xmlns:a="http://schemas.openxmlformats.org/drawingml/2006/main" noChangeAspect="1"/>
+            </wp:cNvGraphicFramePr>
+            <a:graphic xmlns:a="http://schemas.openxmlformats.org/drawingml/2006/main">
+              <a:graphicData uri="http://schemas.openxmlformats.org/drawingml/2006/picture">
+                <pic:pic xmlns:pic="http://schemas.openxmlformats.org/drawingml/2006/picture">
+                  <pic:nvPicPr>
+                    <pic:cNvPr id="1309646255" name=""/>
+                    <pic:cNvPicPr/>
+                  </pic:nvPicPr>
+                  <pic:blipFill>
+                    <a:blip r:embed="rId20"/>
+                    <a:stretch>
+                      <a:fillRect/>
+                    </a:stretch>
+                  </pic:blipFill>
+                  <pic:spPr>
+                    <a:xfrm>
+                      <a:off x="0" y="0"/>
+                      <a:ext cx="9010650" cy="4752975"/>
+                    </a:xfrm>
+                    <a:prstGeom prst="rect">
+                      <a:avLst/>
+                    </a:prstGeom>
+                  </pic:spPr>
+                </pic:pic>
+              </a:graphicData>
+            </a:graphic>
+          </wp:inline>
+        </w:drawing>
+      </w:r>
+    </w:p>
+    <w:p>
+      <w:r>
+        <w:rPr>
+          <w:noProof/>
+        </w:rPr>
+        <w:drawing>
+          <wp:inline distT="0" distB="0" distL="0" distR="0" wp14:anchorId="5C60A030" wp14:editId="01EE3A91">
+            <wp:extent cx="9172575" cy="4791075"/>
+            <wp:effectExtent l="0" t="0" r="9525" b="9525"/>
+            <wp:docPr id="703859764" name="Picture 1"/>
+            <wp:cNvGraphicFramePr>
+              <a:graphicFrameLocks xmlns:a="http://schemas.openxmlformats.org/drawingml/2006/main" noChangeAspect="1"/>
+            </wp:cNvGraphicFramePr>
+            <a:graphic xmlns:a="http://schemas.openxmlformats.org/drawingml/2006/main">
+              <a:graphicData uri="http://schemas.openxmlformats.org/drawingml/2006/picture">
+                <pic:pic xmlns:pic="http://schemas.openxmlformats.org/drawingml/2006/picture">
+                  <pic:nvPicPr>
+                    <pic:cNvPr id="703859764" name=""/>
+                    <pic:cNvPicPr/>
+                  </pic:nvPicPr>
+                  <pic:blipFill>
+                    <a:blip r:embed="rId21"/>
+                    <a:stretch>
+                      <a:fillRect/>
+                    </a:stretch>
+                  </pic:blipFill>
+                  <pic:spPr>
+                    <a:xfrm>
+                      <a:off x="0" y="0"/>
+                      <a:ext cx="9172575" cy="4791075"/>
+                    </a:xfrm>
+                    <a:prstGeom prst="rect">
+                      <a:avLst/>
+                    </a:prstGeom>
+                  </pic:spPr>
+                </pic:pic>
+              </a:graphicData>
+            </a:graphic>
+          </wp:inline>
+        </w:drawing>
+      </w:r>
+    </w:p>
+    <w:p>
+      <w:r>
+        <w:rPr>
+          <w:noProof/>
+        </w:rPr>
+        <w:drawing>
+          <wp:inline distT="0" distB="0" distL="0" distR="0" wp14:anchorId="6245382C" wp14:editId="1488DF55">
+            <wp:extent cx="7248525" cy="3895725"/>
+            <wp:effectExtent l="0" t="0" r="9525" b="9525"/>
+            <wp:docPr id="319846002" name="Picture 1"/>
+            <wp:cNvGraphicFramePr>
+              <a:graphicFrameLocks xmlns:a="http://schemas.openxmlformats.org/drawingml/2006/main" noChangeAspect="1"/>
+            </wp:cNvGraphicFramePr>
+            <a:graphic xmlns:a="http://schemas.openxmlformats.org/drawingml/2006/main">
+              <a:graphicData uri="http://schemas.openxmlformats.org/drawingml/2006/picture">
+                <pic:pic xmlns:pic="http://schemas.openxmlformats.org/drawingml/2006/picture">
+                  <pic:nvPicPr>
+                    <pic:cNvPr id="319846002" name=""/>
+                    <pic:cNvPicPr/>
+                  </pic:nvPicPr>
+                  <pic:blipFill>
+                    <a:blip r:embed="rId22"/>
+                    <a:stretch>
+                      <a:fillRect/>
+                    </a:stretch>
+                  </pic:blipFill>
+                  <pic:spPr>
+                    <a:xfrm>
+                      <a:off x="0" y="0"/>
+                      <a:ext cx="7248525" cy="3895725"/>
+                    </a:xfrm>
+                    <a:prstGeom prst="rect">
+                      <a:avLst/>
+                    </a:prstGeom>
+                  </pic:spPr>
+                </pic:pic>
+              </a:graphicData>
+            </a:graphic>
+          </wp:inline>
+        </w:drawing>
+      </w:r>
+    </w:p>
+    <w:p/>
+    <w:p>
+      <w:r>
+        <w:rPr>
+          <w:noProof/>
+        </w:rPr>
+        <w:drawing>
+          <wp:inline distT="0" distB="0" distL="0" distR="0" wp14:anchorId="459B0FF5" wp14:editId="68C00231">
+            <wp:extent cx="10201275" cy="5295900"/>
+            <wp:effectExtent l="0" t="0" r="9525" b="0"/>
+            <wp:docPr id="596971258" name="Picture 1"/>
+            <wp:cNvGraphicFramePr>
+              <a:graphicFrameLocks xmlns:a="http://schemas.openxmlformats.org/drawingml/2006/main" noChangeAspect="1"/>
+            </wp:cNvGraphicFramePr>
+            <a:graphic xmlns:a="http://schemas.openxmlformats.org/drawingml/2006/main">
+              <a:graphicData uri="http://schemas.openxmlformats.org/drawingml/2006/picture">
+                <pic:pic xmlns:pic="http://schemas.openxmlformats.org/drawingml/2006/picture">
+                  <pic:nvPicPr>
+                    <pic:cNvPr id="596971258" name=""/>
+                    <pic:cNvPicPr/>
+                  </pic:nvPicPr>
+                  <pic:blipFill>
+                    <a:blip r:embed="rId23"/>
+                    <a:stretch>
+                      <a:fillRect/>
+                    </a:stretch>
+                  </pic:blipFill>
+                  <pic:spPr>
+                    <a:xfrm>
+                      <a:off x="0" y="0"/>
+                      <a:ext cx="10201275" cy="5295900"/>
+                    </a:xfrm>
+                    <a:prstGeom prst="rect">
+                      <a:avLst/>
+                    </a:prstGeom>
+                  </pic:spPr>
+                </pic:pic>
+              </a:graphicData>
+            </a:graphic>
+          </wp:inline>
+        </w:drawing>
+      </w:r>
+    </w:p>
     <w:p/>
     <w:p/>
     <w:p/>
@@ -787,7 +1469,6 @@
   <w:style w:type="character" w:default="1" w:styleId="DefaultParagraphFont">
     <w:name w:val="Default Paragraph Font"/>
     <w:uiPriority w:val="1"/>
-    <w:semiHidden/>
     <w:unhideWhenUsed/>
   </w:style>
   <w:style w:type="table" w:default="1" w:styleId="TableNormal">
